--- a/tillsyn/S 145-2026 tillsynsbegäran.docx
+++ b/tillsyn/S 145-2026 tillsynsbegäran.docx
@@ -256,7 +256,7 @@
     <w:r>
       <w:tab/>
       <w:tab/>
-      <w:t>2026-09-14</w:t>
+      <w:t>2026-09-15</w:t>
       <w:br/>
       <w:br/>
     </w:r>

--- a/tillsyn/S 145-2026 tillsynsbegäran.docx
+++ b/tillsyn/S 145-2026 tillsynsbegäran.docx
@@ -256,7 +256,7 @@
     <w:r>
       <w:tab/>
       <w:tab/>
-      <w:t>2026-09-15</w:t>
+      <w:t>2026-09-16</w:t>
       <w:br/>
       <w:br/>
     </w:r>

--- a/tillsyn/S 145-2026 tillsynsbegäran.docx
+++ b/tillsyn/S 145-2026 tillsynsbegäran.docx
@@ -256,7 +256,7 @@
     <w:r>
       <w:tab/>
       <w:tab/>
-      <w:t>2026-09-16</w:t>
+      <w:t>2026-09-17</w:t>
       <w:br/>
       <w:br/>
     </w:r>

--- a/tillsyn/S 145-2026 tillsynsbegäran.docx
+++ b/tillsyn/S 145-2026 tillsynsbegäran.docx
@@ -256,7 +256,7 @@
     <w:r>
       <w:tab/>
       <w:tab/>
-      <w:t>2026-09-17</w:t>
+      <w:t>2026-09-18</w:t>
       <w:br/>
       <w:br/>
     </w:r>

--- a/tillsyn/S 145-2026 tillsynsbegäran.docx
+++ b/tillsyn/S 145-2026 tillsynsbegäran.docx
@@ -256,7 +256,7 @@
     <w:r>
       <w:tab/>
       <w:tab/>
-      <w:t>2026-09-18</w:t>
+      <w:t>2026-09-19</w:t>
       <w:br/>
       <w:br/>
     </w:r>

--- a/tillsyn/S 145-2026 tillsynsbegäran.docx
+++ b/tillsyn/S 145-2026 tillsynsbegäran.docx
@@ -256,7 +256,7 @@
     <w:r>
       <w:tab/>
       <w:tab/>
-      <w:t>2026-09-19</w:t>
+      <w:t>2026-09-21</w:t>
       <w:br/>
       <w:br/>
     </w:r>

--- a/tillsyn/S 145-2026 tillsynsbegäran.docx
+++ b/tillsyn/S 145-2026 tillsynsbegäran.docx
@@ -256,7 +256,7 @@
     <w:r>
       <w:tab/>
       <w:tab/>
-      <w:t>2026-09-21</w:t>
+      <w:t>2026-09-23</w:t>
       <w:br/>
       <w:br/>
     </w:r>

--- a/tillsyn/S 145-2026 tillsynsbegäran.docx
+++ b/tillsyn/S 145-2026 tillsynsbegäran.docx
@@ -256,7 +256,7 @@
     <w:r>
       <w:tab/>
       <w:tab/>
-      <w:t>2026-09-23</w:t>
+      <w:t>2026-09-24</w:t>
       <w:br/>
       <w:br/>
     </w:r>

--- a/tillsyn/S 145-2026 tillsynsbegäran.docx
+++ b/tillsyn/S 145-2026 tillsynsbegäran.docx
@@ -256,7 +256,7 @@
     <w:r>
       <w:tab/>
       <w:tab/>
-      <w:t>2026-09-24</w:t>
+      <w:t>2026-09-25</w:t>
       <w:br/>
       <w:br/>
     </w:r>

--- a/tillsyn/S 145-2026 tillsynsbegäran.docx
+++ b/tillsyn/S 145-2026 tillsynsbegäran.docx
@@ -256,7 +256,7 @@
     <w:r>
       <w:tab/>
       <w:tab/>
-      <w:t>2026-09-25</w:t>
+      <w:t>2026-09-26</w:t>
       <w:br/>
       <w:br/>
     </w:r>

--- a/tillsyn/S 145-2026 tillsynsbegäran.docx
+++ b/tillsyn/S 145-2026 tillsynsbegäran.docx
@@ -256,7 +256,7 @@
     <w:r>
       <w:tab/>
       <w:tab/>
-      <w:t>2026-09-26</w:t>
+      <w:t>2026-09-27</w:t>
       <w:br/>
       <w:br/>
     </w:r>

--- a/tillsyn/S 145-2026 tillsynsbegäran.docx
+++ b/tillsyn/S 145-2026 tillsynsbegäran.docx
@@ -256,7 +256,7 @@
     <w:r>
       <w:tab/>
       <w:tab/>
-      <w:t>2026-09-27</w:t>
+      <w:t>2026-09-28</w:t>
       <w:br/>
       <w:br/>
     </w:r>

--- a/tillsyn/S 145-2026 tillsynsbegäran.docx
+++ b/tillsyn/S 145-2026 tillsynsbegäran.docx
@@ -256,7 +256,7 @@
     <w:r>
       <w:tab/>
       <w:tab/>
-      <w:t>2026-09-28</w:t>
+      <w:t>2026-09-29</w:t>
       <w:br/>
       <w:br/>
     </w:r>

--- a/tillsyn/S 145-2026 tillsynsbegäran.docx
+++ b/tillsyn/S 145-2026 tillsynsbegäran.docx
@@ -256,7 +256,7 @@
     <w:r>
       <w:tab/>
       <w:tab/>
-      <w:t>2026-09-29</w:t>
+      <w:t>2026-09-30</w:t>
       <w:br/>
       <w:br/>
     </w:r>

--- a/tillsyn/S 145-2026 tillsynsbegäran.docx
+++ b/tillsyn/S 145-2026 tillsynsbegäran.docx
@@ -256,7 +256,7 @@
     <w:r>
       <w:tab/>
       <w:tab/>
-      <w:t>2026-09-30</w:t>
+      <w:t>2026-10-01</w:t>
       <w:br/>
       <w:br/>
     </w:r>

--- a/tillsyn/S 145-2026 tillsynsbegäran.docx
+++ b/tillsyn/S 145-2026 tillsynsbegäran.docx
@@ -256,7 +256,7 @@
     <w:r>
       <w:tab/>
       <w:tab/>
-      <w:t>2026-10-01</w:t>
+      <w:t>2026-10-02</w:t>
       <w:br/>
       <w:br/>
     </w:r>

--- a/tillsyn/S 145-2026 tillsynsbegäran.docx
+++ b/tillsyn/S 145-2026 tillsynsbegäran.docx
@@ -256,7 +256,7 @@
     <w:r>
       <w:tab/>
       <w:tab/>
-      <w:t>2026-10-02</w:t>
+      <w:t>2026-10-03</w:t>
       <w:br/>
       <w:br/>
     </w:r>

--- a/tillsyn/S 145-2026 tillsynsbegäran.docx
+++ b/tillsyn/S 145-2026 tillsynsbegäran.docx
@@ -256,7 +256,7 @@
     <w:r>
       <w:tab/>
       <w:tab/>
-      <w:t>2026-10-03</w:t>
+      <w:t>2026-10-04</w:t>
       <w:br/>
       <w:br/>
     </w:r>

--- a/tillsyn/S 145-2026 tillsynsbegäran.docx
+++ b/tillsyn/S 145-2026 tillsynsbegäran.docx
@@ -256,7 +256,7 @@
     <w:r>
       <w:tab/>
       <w:tab/>
-      <w:t>2026-10-04</w:t>
+      <w:t>2026-10-05</w:t>
       <w:br/>
       <w:br/>
     </w:r>

--- a/tillsyn/S 145-2026 tillsynsbegäran.docx
+++ b/tillsyn/S 145-2026 tillsynsbegäran.docx
@@ -256,7 +256,7 @@
     <w:r>
       <w:tab/>
       <w:tab/>
-      <w:t>2026-10-05</w:t>
+      <w:t>2026-10-06</w:t>
       <w:br/>
       <w:br/>
     </w:r>

--- a/tillsyn/S 145-2026 tillsynsbegäran.docx
+++ b/tillsyn/S 145-2026 tillsynsbegäran.docx
@@ -256,7 +256,7 @@
     <w:r>
       <w:tab/>
       <w:tab/>
-      <w:t>2026-10-06</w:t>
+      <w:t>2026-10-07</w:t>
       <w:br/>
       <w:br/>
     </w:r>

--- a/tillsyn/S 145-2026 tillsynsbegäran.docx
+++ b/tillsyn/S 145-2026 tillsynsbegäran.docx
@@ -256,7 +256,7 @@
     <w:r>
       <w:tab/>
       <w:tab/>
-      <w:t>2026-10-07</w:t>
+      <w:t>2026-10-08</w:t>
       <w:br/>
       <w:br/>
     </w:r>

--- a/tillsyn/S 145-2026 tillsynsbegäran.docx
+++ b/tillsyn/S 145-2026 tillsynsbegäran.docx
@@ -256,7 +256,7 @@
     <w:r>
       <w:tab/>
       <w:tab/>
-      <w:t>2026-10-08</w:t>
+      <w:t>2026-10-09</w:t>
       <w:br/>
       <w:br/>
     </w:r>

--- a/tillsyn/S 145-2026 tillsynsbegäran.docx
+++ b/tillsyn/S 145-2026 tillsynsbegäran.docx
@@ -256,7 +256,7 @@
     <w:r>
       <w:tab/>
       <w:tab/>
-      <w:t>2026-10-09</w:t>
+      <w:t>2026-10-10</w:t>
       <w:br/>
       <w:br/>
     </w:r>

--- a/tillsyn/S 145-2026 tillsynsbegäran.docx
+++ b/tillsyn/S 145-2026 tillsynsbegäran.docx
@@ -256,7 +256,7 @@
     <w:r>
       <w:tab/>
       <w:tab/>
-      <w:t>2026-10-10</w:t>
+      <w:t>2026-10-11</w:t>
       <w:br/>
       <w:br/>
     </w:r>

--- a/tillsyn/S 145-2026 tillsynsbegäran.docx
+++ b/tillsyn/S 145-2026 tillsynsbegäran.docx
@@ -256,7 +256,7 @@
     <w:r>
       <w:tab/>
       <w:tab/>
-      <w:t>2026-10-11</w:t>
+      <w:t>2026-10-12</w:t>
       <w:br/>
       <w:br/>
     </w:r>

--- a/tillsyn/S 145-2026 tillsynsbegäran.docx
+++ b/tillsyn/S 145-2026 tillsynsbegäran.docx
@@ -22,7 +22,7 @@
       <w:r>
         <w:drawing>
           <wp:inline xmlns:a="http://schemas.openxmlformats.org/drawingml/2006/main" xmlns:pic="http://schemas.openxmlformats.org/drawingml/2006/picture">
-            <wp:extent cx="5486400" cy="5533534"/>
+            <wp:extent cx="5432759" cy="5724000"/>
             <wp:docPr id="1" name="Picture 1"/>
             <wp:cNvGraphicFramePr>
               <a:graphicFrameLocks noChangeAspect="1"/>
@@ -43,7 +43,7 @@
                   <pic:spPr>
                     <a:xfrm>
                       <a:off x="0" y="0"/>
-                      <a:ext cx="5486400" cy="5533534"/>
+                      <a:ext cx="5432759" cy="5724000"/>
                     </a:xfrm>
                     <a:prstGeom prst="rect"/>
                   </pic:spPr>
@@ -60,12 +60,12 @@
         <w:spacing w:after="240"/>
       </w:pPr>
       <w:r>
-        <w:t>Figur 1. Fyndplatser för naturvårdsarter inom 11 meter från samrådsanmälan. Markörer utan svart kant är placerade på fyndplatsen. Markörer med svart kant är placerade vid sidan av fyndplatsen och har ett svart streck som visar fyndplatsens exakta position. Kartans mittpunktskoordinat är N 6274547, E 449079 i SWEREF 99 TM.</w:t>
+        <w:t>Figur 1. Fyndplatser för naturvårdsarter inom 19 meter från samrådsanmälan. Markörer utan svart kant är placerade på fyndplatsen. Markörer med svart kant är placerade vid sidan av fyndplatsen och har ett svart streck som visar fyndplatsens exakta position. Kartans mittpunktskoordinat är N 6274547, E 449079 i SWEREF 99 TM.</w:t>
       </w:r>
     </w:p>
     <w:p>
       <w:r>
-        <w:t>Inom 11 meter från samrådsanmälan finns fynd av 1 naturvårdsarter, varav 1 är signalart (S): borstskölding (S). Se Figur 1.</w:t>
+        <w:t>Inom 19 meter från samrådsanmälan finns fynd av 3 naturvårdsarter, varav 1 är rödlistad, 1 är typisk (T) och 2 är signalarter (S): sjötåtel (VU), borstskölding (S) och safsa (S, T). Se Figur 1.</w:t>
       </w:r>
     </w:p>
     <w:p>
@@ -128,6 +128,35 @@
         <w:t>växer på liggande stammar och murken ved av lövträd, bl.a. bok, asp och björk. Arten är placerad högst upp i Skogsstyrelsens värdepyramid för bedömning av skog med höga naturvärden (SLU Artdatabanken, 2024; Nitare &amp; Skogsstyrelsen, 2019).</w:t>
       </w:r>
     </w:p>
+    <w:p>
+      <w:r>
+        <w:rPr>
+          <w:b/>
+        </w:rPr>
+        <w:t xml:space="preserve">Safsa </w:t>
+      </w:r>
+      <w:r>
+        <w:t xml:space="preserve">är typisk art för </w:t>
+      </w:r>
+      <w:r>
+        <w:rPr>
+          <w:i/>
+        </w:rPr>
+        <w:t xml:space="preserve">9750 Svämlövskog </w:t>
+      </w:r>
+      <w:r>
+        <w:t>och</w:t>
+      </w:r>
+      <w:r>
+        <w:rPr>
+          <w:i/>
+        </w:rPr>
+        <w:t xml:space="preserve"> 9760 Svämädellövskog </w:t>
+      </w:r>
+      <w:r>
+        <w:t>(SLU Artdatabanken, 2025).</w:t>
+      </w:r>
+    </w:p>
     <w:sectPr>
       <w:headerReference w:type="even" r:id="rId8"/>
       <w:headerReference w:type="default" r:id="rId9"/>
@@ -256,7 +285,7 @@
     <w:r>
       <w:tab/>
       <w:tab/>
-      <w:t>2026-10-12</w:t>
+      <w:t>2026-10-13</w:t>
       <w:br/>
       <w:br/>
     </w:r>

--- a/tillsyn/S 145-2026 tillsynsbegäran.docx
+++ b/tillsyn/S 145-2026 tillsynsbegäran.docx
@@ -285,7 +285,7 @@
     <w:r>
       <w:tab/>
       <w:tab/>
-      <w:t>2026-10-13</w:t>
+      <w:t>2026-10-14</w:t>
       <w:br/>
       <w:br/>
     </w:r>

--- a/tillsyn/S 145-2026 tillsynsbegäran.docx
+++ b/tillsyn/S 145-2026 tillsynsbegäran.docx
@@ -285,7 +285,7 @@
     <w:r>
       <w:tab/>
       <w:tab/>
-      <w:t>2026-10-14</w:t>
+      <w:t>2026-10-15</w:t>
       <w:br/>
       <w:br/>
     </w:r>

--- a/tillsyn/S 145-2026 tillsynsbegäran.docx
+++ b/tillsyn/S 145-2026 tillsynsbegäran.docx
@@ -285,7 +285,7 @@
     <w:r>
       <w:tab/>
       <w:tab/>
-      <w:t>2026-10-15</w:t>
+      <w:t>2026-10-16</w:t>
       <w:br/>
       <w:br/>
     </w:r>

--- a/tillsyn/S 145-2026 tillsynsbegäran.docx
+++ b/tillsyn/S 145-2026 tillsynsbegäran.docx
@@ -285,7 +285,7 @@
     <w:r>
       <w:tab/>
       <w:tab/>
-      <w:t>2026-10-16</w:t>
+      <w:t>2026-10-17</w:t>
       <w:br/>
       <w:br/>
     </w:r>

--- a/tillsyn/S 145-2026 tillsynsbegäran.docx
+++ b/tillsyn/S 145-2026 tillsynsbegäran.docx
@@ -285,7 +285,7 @@
     <w:r>
       <w:tab/>
       <w:tab/>
-      <w:t>2026-10-17</w:t>
+      <w:t>2026-10-18</w:t>
       <w:br/>
       <w:br/>
     </w:r>

--- a/tillsyn/S 145-2026 tillsynsbegäran.docx
+++ b/tillsyn/S 145-2026 tillsynsbegäran.docx
@@ -285,7 +285,7 @@
     <w:r>
       <w:tab/>
       <w:tab/>
-      <w:t>2026-10-18</w:t>
+      <w:t>2026-10-19</w:t>
       <w:br/>
       <w:br/>
     </w:r>

--- a/tillsyn/S 145-2026 tillsynsbegäran.docx
+++ b/tillsyn/S 145-2026 tillsynsbegäran.docx
@@ -285,7 +285,7 @@
     <w:r>
       <w:tab/>
       <w:tab/>
-      <w:t>2026-10-19</w:t>
+      <w:t>2026-10-20</w:t>
       <w:br/>
       <w:br/>
     </w:r>

--- a/tillsyn/S 145-2026 tillsynsbegäran.docx
+++ b/tillsyn/S 145-2026 tillsynsbegäran.docx
@@ -285,7 +285,7 @@
     <w:r>
       <w:tab/>
       <w:tab/>
-      <w:t>2026-10-20</w:t>
+      <w:t>2026-10-21</w:t>
       <w:br/>
       <w:br/>
     </w:r>

--- a/tillsyn/S 145-2026 tillsynsbegäran.docx
+++ b/tillsyn/S 145-2026 tillsynsbegäran.docx
@@ -285,7 +285,7 @@
     <w:r>
       <w:tab/>
       <w:tab/>
-      <w:t>2026-10-21</w:t>
+      <w:t>2026-10-22</w:t>
       <w:br/>
       <w:br/>
     </w:r>

--- a/tillsyn/S 145-2026 tillsynsbegäran.docx
+++ b/tillsyn/S 145-2026 tillsynsbegäran.docx
@@ -285,7 +285,7 @@
     <w:r>
       <w:tab/>
       <w:tab/>
-      <w:t>2026-10-22</w:t>
+      <w:t>2026-10-23</w:t>
       <w:br/>
       <w:br/>
     </w:r>

--- a/tillsyn/S 145-2026 tillsynsbegäran.docx
+++ b/tillsyn/S 145-2026 tillsynsbegäran.docx
@@ -285,7 +285,7 @@
     <w:r>
       <w:tab/>
       <w:tab/>
-      <w:t>2026-10-23</w:t>
+      <w:t>2026-10-24</w:t>
       <w:br/>
       <w:br/>
     </w:r>

--- a/tillsyn/S 145-2026 tillsynsbegäran.docx
+++ b/tillsyn/S 145-2026 tillsynsbegäran.docx
@@ -285,7 +285,7 @@
     <w:r>
       <w:tab/>
       <w:tab/>
-      <w:t>2026-10-24</w:t>
+      <w:t>2026-10-25</w:t>
       <w:br/>
       <w:br/>
     </w:r>

--- a/tillsyn/S 145-2026 tillsynsbegäran.docx
+++ b/tillsyn/S 145-2026 tillsynsbegäran.docx
@@ -285,7 +285,7 @@
     <w:r>
       <w:tab/>
       <w:tab/>
-      <w:t>2026-10-25</w:t>
+      <w:t>2026-10-26</w:t>
       <w:br/>
       <w:br/>
     </w:r>

--- a/tillsyn/S 145-2026 tillsynsbegäran.docx
+++ b/tillsyn/S 145-2026 tillsynsbegäran.docx
@@ -285,7 +285,7 @@
     <w:r>
       <w:tab/>
       <w:tab/>
-      <w:t>2026-10-26</w:t>
+      <w:t>2026-10-27</w:t>
       <w:br/>
       <w:br/>
     </w:r>

--- a/tillsyn/S 145-2026 tillsynsbegäran.docx
+++ b/tillsyn/S 145-2026 tillsynsbegäran.docx
@@ -285,7 +285,7 @@
     <w:r>
       <w:tab/>
       <w:tab/>
-      <w:t>2026-10-27</w:t>
+      <w:t>2026-10-28</w:t>
       <w:br/>
       <w:br/>
     </w:r>

--- a/tillsyn/S 145-2026 tillsynsbegäran.docx
+++ b/tillsyn/S 145-2026 tillsynsbegäran.docx
@@ -285,7 +285,7 @@
     <w:r>
       <w:tab/>
       <w:tab/>
-      <w:t>2026-10-28</w:t>
+      <w:t>2026-10-29</w:t>
       <w:br/>
       <w:br/>
     </w:r>

--- a/tillsyn/S 145-2026 tillsynsbegäran.docx
+++ b/tillsyn/S 145-2026 tillsynsbegäran.docx
@@ -285,7 +285,7 @@
     <w:r>
       <w:tab/>
       <w:tab/>
-      <w:t>2026-10-29</w:t>
+      <w:t>2026-10-31</w:t>
       <w:br/>
       <w:br/>
     </w:r>
